--- a/SEVEN-G/docx/en/plantillas/P18_SEVEN-G_Diseno_de_seguridad.docx
+++ b/SEVEN-G/docx/en/plantillas/P18_SEVEN-G_Diseno_de_seguridad.docx
@@ -136,7 +136,7 @@
               <w:pStyle w:val="Celda"/>
             </w:pPr>
             <w:r>
-              <w:t xml:space="preserve">Fernando García · SEACHAD</w:t>
+              <w:t xml:space="preserve">Fernando García Varela</w:t>
             </w:r>
           </w:p>
         </w:tc>
@@ -200,7 +200,7 @@
         <w:t xml:space="preserve">Each organisation that uses SEVEN-G is solely responsible for identifying the regulation that applies to it, verifying that it is current and certifying its own regulatory compliance</w:t>
       </w:r>
       <w:r>
-        <w:t xml:space="preserve">, with the appropriate qualified advice. The author and SEACHAD accept no liability for any use made of this content or for any decisions taken on the basis of it. The data, figures, companies and cases in the examples are fictitious or illustrative.</w:t>
+        <w:t xml:space="preserve">, with the appropriate qualified advice. The author accepts no liability for any use made of this content or for any decisions taken on the basis of it. The data, figures, companies and cases in the examples are fictitious or illustrative.</w:t>
       </w:r>
     </w:p>
     <w:p>
@@ -5948,7 +5948,7 @@
       <w:pStyle w:val="Pie"/>
     </w:pPr>
     <w:r>
-      <w:t xml:space="preserve">SEVEN-G · Template P18 · Security design (including agents) · CC BY 4.0 · Fernando García · SEACHAD · Generated from the Markdown source: do not edit the template, fill in a copy.</w:t>
+      <w:t xml:space="preserve">SEVEN-G · Template P18 · Security design (including agents) · CC BY 4.0 · Fernando García Varela · Generated from the Markdown source: do not edit the template, fill in a copy.</w:t>
     </w:r>
     <w:r>
       <w:rPr>

--- a/SEVEN-G/docx/en/plantillas/P18_SEVEN-G_Diseno_de_seguridad.docx
+++ b/SEVEN-G/docx/en/plantillas/P18_SEVEN-G_Diseno_de_seguridad.docx
@@ -200,7 +200,7 @@
         <w:t xml:space="preserve">Each organisation that uses SEVEN-G is solely responsible for identifying the regulation that applies to it, verifying that it is current and certifying its own regulatory compliance</w:t>
       </w:r>
       <w:r>
-        <w:t xml:space="preserve">, with the appropriate qualified advice. The author accepts no liability for any use made of this content or for any decisions taken on the basis of it. The data, figures, companies and cases in the examples are fictitious or illustrative.</w:t>
+        <w:t xml:space="preserve">, with the appropriate qualified advice. This methodology is a generic, free aid shared with the community so that nobody has to start from scratch; each person or organisation can and should adapt it to its own use. It must not be inferred that its legally sensitive parts have been reviewed by legal counsel: those reviews, for each company or sector, are the ultimate responsibility of the company, consultant or organisation that uses it. Although every effort is made to keep it up to date, some regulation may have changed without being reflected here. To the fullest extent permitted by law, the author accepts no responsibility whatsoever for the effects of its application in any organisation or for its full applicability. The methodology does not grant certification of any kind. The author accepts no liability for any use made of this content or for any decisions taken on the basis of it. The data, figures, companies and cases in the examples are fictitious or illustrative.</w:t>
       </w:r>
     </w:p>
     <w:p>

--- a/SEVEN-G/docx/en/plantillas/P18_SEVEN-G_Diseno_de_seguridad.docx
+++ b/SEVEN-G/docx/en/plantillas/P18_SEVEN-G_Diseno_de_seguridad.docx
@@ -80,7 +80,7 @@
               <w:pStyle w:val="Celda"/>
             </w:pPr>
             <w:r>
-              <w:t xml:space="preserve">0.1 (working draft)</w:t>
+              <w:t xml:space="preserve">0.2 (working draft)</w:t>
             </w:r>
           </w:p>
         </w:tc>
@@ -108,7 +108,7 @@
               <w:pStyle w:val="Celda"/>
             </w:pPr>
             <w:r>
-              <w:t xml:space="preserve">16-09-2026</w:t>
+              <w:t xml:space="preserve">19-10-2026</w:t>
             </w:r>
           </w:p>
         </w:tc>
@@ -1915,6 +1915,210 @@
               <w:pStyle w:val="Celda"/>
             </w:pPr>
             <w:r>
+              <w:t xml:space="preserve">Tool and connector poisoning (description with hidden instructions, changes after approval, excessive scopes)</w:t>
+            </w:r>
+          </w:p>
+        </w:tc>
+        <w:tc>
+          <w:tcPr>
+            <w:tcW w:w="1606" w:type="dxa"/>
+          </w:tcPr>
+          <w:p>
+            <w:pPr>
+              <w:pStyle w:val="Celda"/>
+            </w:pPr>
+          </w:p>
+        </w:tc>
+        <w:tc>
+          <w:tcPr>
+            <w:tcW w:w="1606" w:type="dxa"/>
+          </w:tcPr>
+          <w:p>
+            <w:pPr>
+              <w:pStyle w:val="Celda"/>
+            </w:pPr>
+          </w:p>
+        </w:tc>
+        <w:tc>
+          <w:tcPr>
+            <w:tcW w:w="1606" w:type="dxa"/>
+          </w:tcPr>
+          <w:p>
+            <w:pPr>
+              <w:pStyle w:val="Celda"/>
+            </w:pPr>
+            <w:r>
+              <w:t xml:space="preserve">AG-13</w:t>
+            </w:r>
+          </w:p>
+        </w:tc>
+        <w:tc>
+          <w:tcPr>
+            <w:tcW w:w="1606" w:type="dxa"/>
+          </w:tcPr>
+          <w:p>
+            <w:pPr>
+              <w:pStyle w:val="Celda"/>
+            </w:pPr>
+          </w:p>
+        </w:tc>
+        <w:tc>
+          <w:tcPr>
+            <w:tcW w:w="1606" w:type="dxa"/>
+          </w:tcPr>
+          <w:p>
+            <w:pPr>
+              <w:pStyle w:val="Celda"/>
+            </w:pPr>
+          </w:p>
+        </w:tc>
+      </w:tr>
+      <w:tr>
+        <w:tc>
+          <w:tcPr>
+            <w:tcW w:w="1606" w:type="dxa"/>
+          </w:tcPr>
+          <w:p>
+            <w:pPr>
+              <w:pStyle w:val="Celda"/>
+            </w:pPr>
+            <w:r>
+              <w:t xml:space="preserve">Traffic to models outside the corporate AI gateway</w:t>
+            </w:r>
+          </w:p>
+        </w:tc>
+        <w:tc>
+          <w:tcPr>
+            <w:tcW w:w="1606" w:type="dxa"/>
+          </w:tcPr>
+          <w:p>
+            <w:pPr>
+              <w:pStyle w:val="Celda"/>
+            </w:pPr>
+          </w:p>
+        </w:tc>
+        <w:tc>
+          <w:tcPr>
+            <w:tcW w:w="1606" w:type="dxa"/>
+          </w:tcPr>
+          <w:p>
+            <w:pPr>
+              <w:pStyle w:val="Celda"/>
+            </w:pPr>
+          </w:p>
+        </w:tc>
+        <w:tc>
+          <w:tcPr>
+            <w:tcW w:w="1606" w:type="dxa"/>
+          </w:tcPr>
+          <w:p>
+            <w:pPr>
+              <w:pStyle w:val="Celda"/>
+            </w:pPr>
+            <w:r>
+              <w:t xml:space="preserve">SEG-26</w:t>
+            </w:r>
+          </w:p>
+        </w:tc>
+        <w:tc>
+          <w:tcPr>
+            <w:tcW w:w="1606" w:type="dxa"/>
+          </w:tcPr>
+          <w:p>
+            <w:pPr>
+              <w:pStyle w:val="Celda"/>
+            </w:pPr>
+          </w:p>
+        </w:tc>
+        <w:tc>
+          <w:tcPr>
+            <w:tcW w:w="1606" w:type="dxa"/>
+          </w:tcPr>
+          <w:p>
+            <w:pPr>
+              <w:pStyle w:val="Celda"/>
+            </w:pPr>
+          </w:p>
+        </w:tc>
+      </w:tr>
+      <w:tr>
+        <w:tc>
+          <w:tcPr>
+            <w:tcW w:w="1606" w:type="dxa"/>
+          </w:tcPr>
+          <w:p>
+            <w:pPr>
+              <w:pStyle w:val="Celda"/>
+            </w:pPr>
+            <w:r>
+              <w:t xml:space="preserve">Customer impersonation with AI (direct exposure)</w:t>
+            </w:r>
+          </w:p>
+        </w:tc>
+        <w:tc>
+          <w:tcPr>
+            <w:tcW w:w="1606" w:type="dxa"/>
+          </w:tcPr>
+          <w:p>
+            <w:pPr>
+              <w:pStyle w:val="Celda"/>
+            </w:pPr>
+          </w:p>
+        </w:tc>
+        <w:tc>
+          <w:tcPr>
+            <w:tcW w:w="1606" w:type="dxa"/>
+          </w:tcPr>
+          <w:p>
+            <w:pPr>
+              <w:pStyle w:val="Celda"/>
+            </w:pPr>
+          </w:p>
+        </w:tc>
+        <w:tc>
+          <w:tcPr>
+            <w:tcW w:w="1606" w:type="dxa"/>
+          </w:tcPr>
+          <w:p>
+            <w:pPr>
+              <w:pStyle w:val="Celda"/>
+            </w:pPr>
+            <w:r>
+              <w:t xml:space="preserve">35 §9.1; RT-SEG-09</w:t>
+            </w:r>
+          </w:p>
+        </w:tc>
+        <w:tc>
+          <w:tcPr>
+            <w:tcW w:w="1606" w:type="dxa"/>
+          </w:tcPr>
+          <w:p>
+            <w:pPr>
+              <w:pStyle w:val="Celda"/>
+            </w:pPr>
+          </w:p>
+        </w:tc>
+        <w:tc>
+          <w:tcPr>
+            <w:tcW w:w="1606" w:type="dxa"/>
+          </w:tcPr>
+          <w:p>
+            <w:pPr>
+              <w:pStyle w:val="Celda"/>
+            </w:pPr>
+          </w:p>
+        </w:tc>
+      </w:tr>
+      <w:tr>
+        <w:tc>
+          <w:tcPr>
+            <w:tcW w:w="1606" w:type="dxa"/>
+          </w:tcPr>
+          <w:p>
+            <w:pPr>
+              <w:pStyle w:val="Celda"/>
+            </w:pPr>
+            <w:r>
               <w:t xml:space="preserve">Impersonation or synthetic content used against the process </w:t>
             </w:r>
             <w:r>
@@ -4572,7 +4776,7 @@
         <w:t xml:space="preserve">Type:</w:t>
       </w:r>
       <w:r>
-        <w:t xml:space="preserve"> Direct injection · Indirect injection · Information leakage · Privilege escalation · Limit evasion · Consumption abuse · Kill switch test · Other. </w:t>
+        <w:t xml:space="preserve"> Direct injection · Indirect injection · Information leakage · Privilege escalation · Limit evasion · Consumption abuse · Kill switch test · Corporate test bench (SEG-27) · Other. </w:t>
       </w:r>
       <w:r>
         <w:rPr>
@@ -5922,6 +6126,47 @@
             </w:pPr>
             <w:r>
               <w:t xml:space="preserve">First version of the template.</w:t>
+            </w:r>
+          </w:p>
+        </w:tc>
+      </w:tr>
+      <w:tr>
+        <w:tc>
+          <w:tcPr>
+            <w:tcW w:w="3213" w:type="dxa"/>
+          </w:tcPr>
+          <w:p>
+            <w:pPr>
+              <w:pStyle w:val="Celda"/>
+            </w:pPr>
+            <w:r>
+              <w:t xml:space="preserve">0.2</w:t>
+            </w:r>
+          </w:p>
+        </w:tc>
+        <w:tc>
+          <w:tcPr>
+            <w:tcW w:w="3213" w:type="dxa"/>
+          </w:tcPr>
+          <w:p>
+            <w:pPr>
+              <w:pStyle w:val="Celda"/>
+            </w:pPr>
+            <w:r>
+              <w:t xml:space="preserve">19-10-2026</w:t>
+            </w:r>
+          </w:p>
+        </w:tc>
+        <w:tc>
+          <w:tcPr>
+            <w:tcW w:w="3213" w:type="dxa"/>
+          </w:tcPr>
+          <w:p>
+            <w:pPr>
+              <w:pStyle w:val="Celda"/>
+            </w:pPr>
+            <w:r>
+              <w:t xml:space="preserve">Threats of tool and connector poisoning, traffic outside the corporate AI gateway and customer impersonation with AI (3); test type "corporate test bench" (11) (D159).</w:t>
             </w:r>
           </w:p>
         </w:tc>
